--- a/subjects/9702 skeleton.docx
+++ b/subjects/9702 skeleton.docx
@@ -1451,7 +1451,7 @@
         <w:pStyle w:val="Heading1"/>
       </w:pPr>
       <w:r>
-        <w:t xml:space="preserve">22.3 Wave–particle duality</w:t>
+        <w:t xml:space="preserve">22.3 Wave-particle duality</w:t>
       </w:r>
     </w:p>
     <w:p>

--- a/subjects/9702 skeleton.docx
+++ b/subjects/9702 skeleton.docx
@@ -27,12 +27,6 @@
       </w:r>
     </w:p>
     <w:p>
-      <w:pPr/>
-      <w:r>
-        <w:t xml:space="preserve">Covers learning outcomes 1.1.1, 1.1.2</w:t>
-      </w:r>
-    </w:p>
-    <w:p>
       <w:pPr>
         <w:pStyle w:val="Heading1"/>
       </w:pPr>
@@ -41,12 +35,6 @@
       </w:r>
     </w:p>
     <w:p>
-      <w:pPr/>
-      <w:r>
-        <w:t xml:space="preserve">Covers learning outcomes 1.2.1, 1.2.2, 1.2.3, 1.2.4</w:t>
-      </w:r>
-    </w:p>
-    <w:p>
       <w:pPr>
         <w:pStyle w:val="Heading1"/>
       </w:pPr>
@@ -55,12 +43,6 @@
       </w:r>
     </w:p>
     <w:p>
-      <w:pPr/>
-      <w:r>
-        <w:t xml:space="preserve">Covers learning outcomes 1.3.1, 1.3.2, 1.3.3</w:t>
-      </w:r>
-    </w:p>
-    <w:p>
       <w:pPr>
         <w:pStyle w:val="Heading1"/>
       </w:pPr>
@@ -69,12 +51,6 @@
       </w:r>
     </w:p>
     <w:p>
-      <w:pPr/>
-      <w:r>
-        <w:t xml:space="preserve">Covers learning outcomes 1.4.1, 1.4.2, 1.4.3</w:t>
-      </w:r>
-    </w:p>
-    <w:p>
       <w:pPr>
         <w:pStyle w:val="Heading1"/>
       </w:pPr>
@@ -107,12 +83,6 @@
       </w:r>
     </w:p>
     <w:p>
-      <w:pPr/>
-      <w:r>
-        <w:t xml:space="preserve">Covers learning outcomes 2.1.1, 2.1.2, 2.1.3, 2.1.4, 2.1.5, 2.1.6, 2.1.7, 2.1.8, 2.1.9</w:t>
-      </w:r>
-    </w:p>
-    <w:p>
       <w:pPr>
         <w:pStyle w:val="Heading1"/>
       </w:pPr>
@@ -145,12 +115,6 @@
       </w:r>
     </w:p>
     <w:p>
-      <w:pPr/>
-      <w:r>
-        <w:t xml:space="preserve">Covers learning outcomes 3.1.1, 3.1.2, 3.1.3, 3.1.4, 3.1.5, 3.1.6</w:t>
-      </w:r>
-    </w:p>
-    <w:p>
       <w:pPr>
         <w:pStyle w:val="Heading1"/>
       </w:pPr>
@@ -159,12 +123,6 @@
       </w:r>
     </w:p>
     <w:p>
-      <w:pPr/>
-      <w:r>
-        <w:t xml:space="preserve">Covers learning outcomes 3.2.1, 3.2.2, 3.2.3</w:t>
-      </w:r>
-    </w:p>
-    <w:p>
       <w:pPr>
         <w:pStyle w:val="Heading1"/>
       </w:pPr>
@@ -173,12 +131,6 @@
       </w:r>
     </w:p>
     <w:p>
-      <w:pPr/>
-      <w:r>
-        <w:t xml:space="preserve">Covers learning outcomes 3.3.1, 3.3.2, 3.3.3, 3.3.4</w:t>
-      </w:r>
-    </w:p>
-    <w:p>
       <w:pPr>
         <w:pStyle w:val="Heading1"/>
       </w:pPr>
@@ -211,12 +163,6 @@
       </w:r>
     </w:p>
     <w:p>
-      <w:pPr/>
-      <w:r>
-        <w:t xml:space="preserve">Covers learning outcomes 4.1.1, 4.1.2, 4.1.3, 4.1.4</w:t>
-      </w:r>
-    </w:p>
-    <w:p>
       <w:pPr>
         <w:pStyle w:val="Heading1"/>
       </w:pPr>
@@ -225,12 +171,6 @@
       </w:r>
     </w:p>
     <w:p>
-      <w:pPr/>
-      <w:r>
-        <w:t xml:space="preserve">Covers learning outcomes 4.2.1, 4.2.2, 4.2.3</w:t>
-      </w:r>
-    </w:p>
-    <w:p>
       <w:pPr>
         <w:pStyle w:val="Heading1"/>
       </w:pPr>
@@ -239,12 +179,6 @@
       </w:r>
     </w:p>
     <w:p>
-      <w:pPr/>
-      <w:r>
-        <w:t xml:space="preserve">Covers learning outcomes 4.3.1, 4.3.2, 4.3.3, 4.3.4, 4.3.5, 4.3.6</w:t>
-      </w:r>
-    </w:p>
-    <w:p>
       <w:pPr>
         <w:pStyle w:val="Heading1"/>
       </w:pPr>
@@ -277,12 +211,6 @@
       </w:r>
     </w:p>
     <w:p>
-      <w:pPr/>
-      <w:r>
-        <w:t xml:space="preserve">Covers learning outcomes 5.1.1, 5.1.2, 5.1.3, 5.1.4, 5.1.5, 5.1.6, 5.1.7</w:t>
-      </w:r>
-    </w:p>
-    <w:p>
       <w:pPr>
         <w:pStyle w:val="Heading1"/>
       </w:pPr>
@@ -291,12 +219,6 @@
       </w:r>
     </w:p>
     <w:p>
-      <w:pPr/>
-      <w:r>
-        <w:t xml:space="preserve">Covers learning outcomes 5.2.1, 5.2.2, 5.2.3, 5.2.4</w:t>
-      </w:r>
-    </w:p>
-    <w:p>
       <w:pPr>
         <w:pStyle w:val="Heading1"/>
       </w:pPr>
@@ -329,12 +251,6 @@
       </w:r>
     </w:p>
     <w:p>
-      <w:pPr/>
-      <w:r>
-        <w:t xml:space="preserve">Covers learning outcomes 6.1.1, 6.1.2, 6.1.3, 6.1.4, 6.1.5, 6.1.6</w:t>
-      </w:r>
-    </w:p>
-    <w:p>
       <w:pPr>
         <w:pStyle w:val="Heading1"/>
       </w:pPr>
@@ -343,12 +259,6 @@
       </w:r>
     </w:p>
     <w:p>
-      <w:pPr/>
-      <w:r>
-        <w:t xml:space="preserve">Covers learning outcomes 6.2.1, 6.2.2, 6.2.3, 6.2.4</w:t>
-      </w:r>
-    </w:p>
-    <w:p>
       <w:pPr>
         <w:pStyle w:val="Heading1"/>
       </w:pPr>
@@ -381,12 +291,6 @@
       </w:r>
     </w:p>
     <w:p>
-      <w:pPr/>
-      <w:r>
-        <w:t xml:space="preserve">Covers learning outcomes 7.1.1, 7.1.2, 7.1.3, 7.1.4, 7.1.5, 7.1.6, 7.1.7</w:t>
-      </w:r>
-    </w:p>
-    <w:p>
       <w:pPr>
         <w:pStyle w:val="Heading1"/>
       </w:pPr>
@@ -395,12 +299,6 @@
       </w:r>
     </w:p>
     <w:p>
-      <w:pPr/>
-      <w:r>
-        <w:t xml:space="preserve">Covers learning outcomes 7.2.1, 7.2.2</w:t>
-      </w:r>
-    </w:p>
-    <w:p>
       <w:pPr>
         <w:pStyle w:val="Heading1"/>
       </w:pPr>
@@ -409,12 +307,6 @@
       </w:r>
     </w:p>
     <w:p>
-      <w:pPr/>
-      <w:r>
-        <w:t xml:space="preserve">Covers learning outcomes 7.3.1, 7.3.2</w:t>
-      </w:r>
-    </w:p>
-    <w:p>
       <w:pPr>
         <w:pStyle w:val="Heading1"/>
       </w:pPr>
@@ -423,12 +315,6 @@
       </w:r>
     </w:p>
     <w:p>
-      <w:pPr/>
-      <w:r>
-        <w:t xml:space="preserve">Covers learning outcomes 7.4.1, 7.4.2, 7.4.3</w:t>
-      </w:r>
-    </w:p>
-    <w:p>
       <w:pPr>
         <w:pStyle w:val="Heading1"/>
       </w:pPr>
@@ -437,12 +323,6 @@
       </w:r>
     </w:p>
     <w:p>
-      <w:pPr/>
-      <w:r>
-        <w:t xml:space="preserve">Covers learning outcomes 7.5.1, 7.5.2</w:t>
-      </w:r>
-    </w:p>
-    <w:p>
       <w:pPr>
         <w:pStyle w:val="Heading1"/>
       </w:pPr>
@@ -475,12 +355,6 @@
       </w:r>
     </w:p>
     <w:p>
-      <w:pPr/>
-      <w:r>
-        <w:t xml:space="preserve">Covers learning outcomes 8.1.1, 8.1.2, 8.1.3, 8.1.4</w:t>
-      </w:r>
-    </w:p>
-    <w:p>
       <w:pPr>
         <w:pStyle w:val="Heading1"/>
       </w:pPr>
@@ -489,12 +363,6 @@
       </w:r>
     </w:p>
     <w:p>
-      <w:pPr/>
-      <w:r>
-        <w:t xml:space="preserve">Covers learning outcomes 8.2.1, 8.2.2</w:t>
-      </w:r>
-    </w:p>
-    <w:p>
       <w:pPr>
         <w:pStyle w:val="Heading1"/>
       </w:pPr>
@@ -503,12 +371,6 @@
       </w:r>
     </w:p>
     <w:p>
-      <w:pPr/>
-      <w:r>
-        <w:t xml:space="preserve">Covers learning outcomes 8.3.1, 8.3.2, 8.3.3, 8.3.4</w:t>
-      </w:r>
-    </w:p>
-    <w:p>
       <w:pPr>
         <w:pStyle w:val="Heading1"/>
       </w:pPr>
@@ -517,12 +379,6 @@
       </w:r>
     </w:p>
     <w:p>
-      <w:pPr/>
-      <w:r>
-        <w:t xml:space="preserve">Covers learning outcomes 8.4.1, 8.4.2</w:t>
-      </w:r>
-    </w:p>
-    <w:p>
       <w:pPr>
         <w:pStyle w:val="Heading1"/>
       </w:pPr>
@@ -555,12 +411,6 @@
       </w:r>
     </w:p>
     <w:p>
-      <w:pPr/>
-      <w:r>
-        <w:t xml:space="preserve">Covers learning outcomes 9.1.1, 9.1.2, 9.1.3, 9.1.4</w:t>
-      </w:r>
-    </w:p>
-    <w:p>
       <w:pPr>
         <w:pStyle w:val="Heading1"/>
       </w:pPr>
@@ -569,12 +419,6 @@
       </w:r>
     </w:p>
     <w:p>
-      <w:pPr/>
-      <w:r>
-        <w:t xml:space="preserve">Covers learning outcomes 9.2.1, 9.2.2, 9.2.3</w:t>
-      </w:r>
-    </w:p>
-    <w:p>
       <w:pPr>
         <w:pStyle w:val="Heading1"/>
       </w:pPr>
@@ -583,12 +427,6 @@
       </w:r>
     </w:p>
     <w:p>
-      <w:pPr/>
-      <w:r>
-        <w:t xml:space="preserve">Covers learning outcomes 9.3.1, 9.3.2, 9.3.3, 9.3.4, 9.3.5, 9.3.6, 9.3.7, 9.3.8</w:t>
-      </w:r>
-    </w:p>
-    <w:p>
       <w:pPr>
         <w:pStyle w:val="Heading1"/>
       </w:pPr>
@@ -621,12 +459,6 @@
       </w:r>
     </w:p>
     <w:p>
-      <w:pPr/>
-      <w:r>
-        <w:t xml:space="preserve">Covers learning outcomes 10.1.1, 10.1.2, 10.1.3, 10.1.4, 10.1.5</w:t>
-      </w:r>
-    </w:p>
-    <w:p>
       <w:pPr>
         <w:pStyle w:val="Heading1"/>
       </w:pPr>
@@ -635,12 +467,6 @@
       </w:r>
     </w:p>
     <w:p>
-      <w:pPr/>
-      <w:r>
-        <w:t xml:space="preserve">Covers learning outcomes 10.2.1, 10.2.2, 10.2.3, 10.2.4, 10.2.5, 10.2.6, 10.2.7</w:t>
-      </w:r>
-    </w:p>
-    <w:p>
       <w:pPr>
         <w:pStyle w:val="Heading1"/>
       </w:pPr>
@@ -649,12 +475,6 @@
       </w:r>
     </w:p>
     <w:p>
-      <w:pPr/>
-      <w:r>
-        <w:t xml:space="preserve">Covers learning outcomes 10.3.1, 10.3.2, 10.3.3, 10.3.4</w:t>
-      </w:r>
-    </w:p>
-    <w:p>
       <w:pPr>
         <w:pStyle w:val="Heading1"/>
       </w:pPr>
@@ -687,12 +507,6 @@
       </w:r>
     </w:p>
     <w:p>
-      <w:pPr/>
-      <w:r>
-        <w:t xml:space="preserve">Covers learning outcomes 11.1.1, 11.1.2, 11.1.3, 11.1.4, 11.1.5, 11.1.6, 11.1.7, 11.1.8, 11.1.9, 11.1.10, 11.1.11, 11.1.12</w:t>
-      </w:r>
-    </w:p>
-    <w:p>
       <w:pPr>
         <w:pStyle w:val="Heading1"/>
       </w:pPr>
@@ -701,12 +515,6 @@
       </w:r>
     </w:p>
     <w:p>
-      <w:pPr/>
-      <w:r>
-        <w:t xml:space="preserve">Covers learning outcomes 11.2.1, 11.2.2, 11.2.3, 11.2.4, 11.2.5, 11.2.6</w:t>
-      </w:r>
-    </w:p>
-    <w:p>
       <w:pPr>
         <w:pStyle w:val="Heading1"/>
       </w:pPr>
@@ -739,12 +547,6 @@
       </w:r>
     </w:p>
     <w:p>
-      <w:pPr/>
-      <w:r>
-        <w:t xml:space="preserve">Covers learning outcomes 12.1.1, 12.1.2, 12.1.3</w:t>
-      </w:r>
-    </w:p>
-    <w:p>
       <w:pPr>
         <w:pStyle w:val="Heading1"/>
       </w:pPr>
@@ -753,12 +555,6 @@
       </w:r>
     </w:p>
     <w:p>
-      <w:pPr/>
-      <w:r>
-        <w:t xml:space="preserve">Covers learning outcomes 12.2.1, 12.2.2, 12.2.3, 12.2.4</w:t>
-      </w:r>
-    </w:p>
-    <w:p>
       <w:pPr>
         <w:pStyle w:val="Heading1"/>
       </w:pPr>
@@ -791,12 +587,6 @@
       </w:r>
     </w:p>
     <w:p>
-      <w:pPr/>
-      <w:r>
-        <w:t xml:space="preserve">Covers learning outcomes 13.1.1, 13.1.2</w:t>
-      </w:r>
-    </w:p>
-    <w:p>
       <w:pPr>
         <w:pStyle w:val="Heading1"/>
       </w:pPr>
@@ -805,12 +595,6 @@
       </w:r>
     </w:p>
     <w:p>
-      <w:pPr/>
-      <w:r>
-        <w:t xml:space="preserve">Covers learning outcomes 13.2.1, 13.2.2, 13.2.3, 13.2.4</w:t>
-      </w:r>
-    </w:p>
-    <w:p>
       <w:pPr>
         <w:pStyle w:val="Heading1"/>
       </w:pPr>
@@ -819,12 +603,6 @@
       </w:r>
     </w:p>
     <w:p>
-      <w:pPr/>
-      <w:r>
-        <w:t xml:space="preserve">Covers learning outcomes 13.3.1, 13.3.2, 13.3.3</w:t>
-      </w:r>
-    </w:p>
-    <w:p>
       <w:pPr>
         <w:pStyle w:val="Heading1"/>
       </w:pPr>
@@ -833,12 +611,6 @@
       </w:r>
     </w:p>
     <w:p>
-      <w:pPr/>
-      <w:r>
-        <w:t xml:space="preserve">Covers learning outcomes 13.4.1, 13.4.2, 13.4.3</w:t>
-      </w:r>
-    </w:p>
-    <w:p>
       <w:pPr>
         <w:pStyle w:val="Heading1"/>
       </w:pPr>
@@ -871,12 +643,6 @@
       </w:r>
     </w:p>
     <w:p>
-      <w:pPr/>
-      <w:r>
-        <w:t xml:space="preserve">Covers learning outcomes 14.1.1, 14.1.2</w:t>
-      </w:r>
-    </w:p>
-    <w:p>
       <w:pPr>
         <w:pStyle w:val="Heading1"/>
       </w:pPr>
@@ -885,12 +651,6 @@
       </w:r>
     </w:p>
     <w:p>
-      <w:pPr/>
-      <w:r>
-        <w:t xml:space="preserve">Covers learning outcomes 14.2.1, 14.2.2, 14.2.3, 14.2.4</w:t>
-      </w:r>
-    </w:p>
-    <w:p>
       <w:pPr>
         <w:pStyle w:val="Heading1"/>
       </w:pPr>
@@ -899,12 +659,6 @@
       </w:r>
     </w:p>
     <w:p>
-      <w:pPr/>
-      <w:r>
-        <w:t xml:space="preserve">Covers learning outcomes 14.3.1, 14.3.2</w:t>
-      </w:r>
-    </w:p>
-    <w:p>
       <w:pPr>
         <w:pStyle w:val="Heading1"/>
       </w:pPr>
@@ -937,12 +691,6 @@
       </w:r>
     </w:p>
     <w:p>
-      <w:pPr/>
-      <w:r>
-        <w:t xml:space="preserve">Covers learning outcomes 15.1.1, 15.1.2</w:t>
-      </w:r>
-    </w:p>
-    <w:p>
       <w:pPr>
         <w:pStyle w:val="Heading1"/>
       </w:pPr>
@@ -951,12 +699,6 @@
       </w:r>
     </w:p>
     <w:p>
-      <w:pPr/>
-      <w:r>
-        <w:t xml:space="preserve">Covers learning outcomes 15.2.1, 15.2.2, 15.2.3</w:t>
-      </w:r>
-    </w:p>
-    <w:p>
       <w:pPr>
         <w:pStyle w:val="Heading1"/>
       </w:pPr>
@@ -965,12 +707,6 @@
       </w:r>
     </w:p>
     <w:p>
-      <w:pPr/>
-      <w:r>
-        <w:t xml:space="preserve">Covers learning outcomes 15.3.1, 15.3.2, 15.3.3, 15.3.4</w:t>
-      </w:r>
-    </w:p>
-    <w:p>
       <w:pPr>
         <w:pStyle w:val="Heading1"/>
       </w:pPr>
@@ -1003,12 +739,6 @@
       </w:r>
     </w:p>
     <w:p>
-      <w:pPr/>
-      <w:r>
-        <w:t xml:space="preserve">Covers learning outcomes 16.1.1, 16.1.2</w:t>
-      </w:r>
-    </w:p>
-    <w:p>
       <w:pPr>
         <w:pStyle w:val="Heading1"/>
       </w:pPr>
@@ -1017,12 +747,6 @@
       </w:r>
     </w:p>
     <w:p>
-      <w:pPr/>
-      <w:r>
-        <w:t xml:space="preserve">Covers learning outcomes 16.2.1, 16.2.2</w:t>
-      </w:r>
-    </w:p>
-    <w:p>
       <w:pPr>
         <w:pStyle w:val="Heading1"/>
       </w:pPr>
@@ -1055,12 +779,6 @@
       </w:r>
     </w:p>
     <w:p>
-      <w:pPr/>
-      <w:r>
-        <w:t xml:space="preserve">Covers learning outcomes 17.1.1, 17.1.2, 17.1.3, 17.1.4, 17.1.5</w:t>
-      </w:r>
-    </w:p>
-    <w:p>
       <w:pPr>
         <w:pStyle w:val="Heading1"/>
       </w:pPr>
@@ -1069,12 +787,6 @@
       </w:r>
     </w:p>
     <w:p>
-      <w:pPr/>
-      <w:r>
-        <w:t xml:space="preserve">Covers learning outcomes 17.2.1, 17.2.2</w:t>
-      </w:r>
-    </w:p>
-    <w:p>
       <w:pPr>
         <w:pStyle w:val="Heading1"/>
       </w:pPr>
@@ -1083,12 +795,6 @@
       </w:r>
     </w:p>
     <w:p>
-      <w:pPr/>
-      <w:r>
-        <w:t xml:space="preserve">Covers learning outcomes 17.3.1, 17.3.2, 17.3.3</w:t>
-      </w:r>
-    </w:p>
-    <w:p>
       <w:pPr>
         <w:pStyle w:val="Heading1"/>
       </w:pPr>
@@ -1121,12 +827,6 @@
       </w:r>
     </w:p>
     <w:p>
-      <w:pPr/>
-      <w:r>
-        <w:t xml:space="preserve">Covers learning outcomes 18.1.1, 18.1.2, 18.1.3</w:t>
-      </w:r>
-    </w:p>
-    <w:p>
       <w:pPr>
         <w:pStyle w:val="Heading1"/>
       </w:pPr>
@@ -1135,12 +835,6 @@
       </w:r>
     </w:p>
     <w:p>
-      <w:pPr/>
-      <w:r>
-        <w:t xml:space="preserve">Covers learning outcomes 18.2.1, 18.2.2</w:t>
-      </w:r>
-    </w:p>
-    <w:p>
       <w:pPr>
         <w:pStyle w:val="Heading1"/>
       </w:pPr>
@@ -1149,12 +843,6 @@
       </w:r>
     </w:p>
     <w:p>
-      <w:pPr/>
-      <w:r>
-        <w:t xml:space="preserve">Covers learning outcomes 18.3.1, 18.3.2</w:t>
-      </w:r>
-    </w:p>
-    <w:p>
       <w:pPr>
         <w:pStyle w:val="Heading1"/>
       </w:pPr>
@@ -1163,12 +851,6 @@
       </w:r>
     </w:p>
     <w:p>
-      <w:pPr/>
-      <w:r>
-        <w:t xml:space="preserve">Covers learning outcomes 18.4.1</w:t>
-      </w:r>
-    </w:p>
-    <w:p>
       <w:pPr>
         <w:pStyle w:val="Heading1"/>
       </w:pPr>
@@ -1177,12 +859,6 @@
       </w:r>
     </w:p>
     <w:p>
-      <w:pPr/>
-      <w:r>
-        <w:t xml:space="preserve">Covers learning outcomes 18.5.1, 18.5.2, 18.5.3, 18.5.4</w:t>
-      </w:r>
-    </w:p>
-    <w:p>
       <w:pPr>
         <w:pStyle w:val="Heading1"/>
       </w:pPr>
@@ -1215,12 +891,6 @@
       </w:r>
     </w:p>
     <w:p>
-      <w:pPr/>
-      <w:r>
-        <w:t xml:space="preserve">Covers learning outcomes 19.1.1, 19.1.2, 19.1.3, 19.1.4</w:t>
-      </w:r>
-    </w:p>
-    <w:p>
       <w:pPr>
         <w:pStyle w:val="Heading1"/>
       </w:pPr>
@@ -1229,12 +899,6 @@
       </w:r>
     </w:p>
     <w:p>
-      <w:pPr/>
-      <w:r>
-        <w:t xml:space="preserve">Covers learning outcomes 19.2.1, 19.2.2</w:t>
-      </w:r>
-    </w:p>
-    <w:p>
       <w:pPr>
         <w:pStyle w:val="Heading1"/>
       </w:pPr>
@@ -1243,12 +907,6 @@
       </w:r>
     </w:p>
     <w:p>
-      <w:pPr/>
-      <w:r>
-        <w:t xml:space="preserve">Covers learning outcomes 19.3.1, 19.3.2, 19.3.3</w:t>
-      </w:r>
-    </w:p>
-    <w:p>
       <w:pPr>
         <w:pStyle w:val="Heading1"/>
       </w:pPr>
@@ -1281,12 +939,6 @@
       </w:r>
     </w:p>
     <w:p>
-      <w:pPr/>
-      <w:r>
-        <w:t xml:space="preserve">Covers learning outcomes 20.1.1, 20.1.2</w:t>
-      </w:r>
-    </w:p>
-    <w:p>
       <w:pPr>
         <w:pStyle w:val="Heading1"/>
       </w:pPr>
@@ -1295,12 +947,6 @@
       </w:r>
     </w:p>
     <w:p>
-      <w:pPr/>
-      <w:r>
-        <w:t xml:space="preserve">Covers learning outcomes 20.2.1, 20.2.2, 20.2.3</w:t>
-      </w:r>
-    </w:p>
-    <w:p>
       <w:pPr>
         <w:pStyle w:val="Heading1"/>
       </w:pPr>
@@ -1309,12 +955,6 @@
       </w:r>
     </w:p>
     <w:p>
-      <w:pPr/>
-      <w:r>
-        <w:t xml:space="preserve">Covers learning outcomes 20.3.1, 20.3.2, 20.3.3, 20.3.4, 20.3.5, 20.3.6</w:t>
-      </w:r>
-    </w:p>
-    <w:p>
       <w:pPr>
         <w:pStyle w:val="Heading1"/>
       </w:pPr>
@@ -1323,12 +963,6 @@
       </w:r>
     </w:p>
     <w:p>
-      <w:pPr/>
-      <w:r>
-        <w:t xml:space="preserve">Covers learning outcomes 20.4.1, 20.4.2, 20.4.3</w:t>
-      </w:r>
-    </w:p>
-    <w:p>
       <w:pPr>
         <w:pStyle w:val="Heading1"/>
       </w:pPr>
@@ -1337,12 +971,6 @@
       </w:r>
     </w:p>
     <w:p>
-      <w:pPr/>
-      <w:r>
-        <w:t xml:space="preserve">Covers learning outcomes 20.5.1, 20.5.2, 20.5.3, 20.5.4, 20.5.5</w:t>
-      </w:r>
-    </w:p>
-    <w:p>
       <w:pPr>
         <w:pStyle w:val="Heading1"/>
       </w:pPr>
@@ -1375,12 +1003,6 @@
       </w:r>
     </w:p>
     <w:p>
-      <w:pPr/>
-      <w:r>
-        <w:t xml:space="preserve">Covers learning outcomes 21.1.1, 21.1.2, 21.1.3, 21.1.4</w:t>
-      </w:r>
-    </w:p>
-    <w:p>
       <w:pPr>
         <w:pStyle w:val="Heading1"/>
       </w:pPr>
@@ -1389,12 +1011,6 @@
       </w:r>
     </w:p>
     <w:p>
-      <w:pPr/>
-      <w:r>
-        <w:t xml:space="preserve">Covers learning outcomes 21.2.1, 21.2.2, 21.2.3, 21.2.4</w:t>
-      </w:r>
-    </w:p>
-    <w:p>
       <w:pPr>
         <w:pStyle w:val="Heading1"/>
       </w:pPr>
@@ -1427,12 +1043,6 @@
       </w:r>
     </w:p>
     <w:p>
-      <w:pPr/>
-      <w:r>
-        <w:t xml:space="preserve">Covers learning outcomes 22.1.1, 22.1.2, 22.1.3, 22.1.4, 22.1.5</w:t>
-      </w:r>
-    </w:p>
-    <w:p>
       <w:pPr>
         <w:pStyle w:val="Heading1"/>
       </w:pPr>
@@ -1441,12 +1051,6 @@
       </w:r>
     </w:p>
     <w:p>
-      <w:pPr/>
-      <w:r>
-        <w:t xml:space="preserve">Covers learning outcomes 22.2.1, 22.2.2, 22.2.3, 22.2.4, 22.2.5</w:t>
-      </w:r>
-    </w:p>
-    <w:p>
       <w:pPr>
         <w:pStyle w:val="Heading1"/>
       </w:pPr>
@@ -1455,12 +1059,6 @@
       </w:r>
     </w:p>
     <w:p>
-      <w:pPr/>
-      <w:r>
-        <w:t xml:space="preserve">Covers learning outcomes 22.3.1, 22.3.2, 22.3.3, 22.3.4</w:t>
-      </w:r>
-    </w:p>
-    <w:p>
       <w:pPr>
         <w:pStyle w:val="Heading1"/>
       </w:pPr>
@@ -1469,12 +1067,6 @@
       </w:r>
     </w:p>
     <w:p>
-      <w:pPr/>
-      <w:r>
-        <w:t xml:space="preserve">Covers learning outcomes 22.4.1, 22.4.2, 22.4.3</w:t>
-      </w:r>
-    </w:p>
-    <w:p>
       <w:pPr>
         <w:pStyle w:val="Heading1"/>
       </w:pPr>
@@ -1507,12 +1099,6 @@
       </w:r>
     </w:p>
     <w:p>
-      <w:pPr/>
-      <w:r>
-        <w:t xml:space="preserve">Covers learning outcomes 23.1.1, 23.1.2, 23.1.3, 23.1.4, 23.1.5, 23.1.6, 23.1.7</w:t>
-      </w:r>
-    </w:p>
-    <w:p>
       <w:pPr>
         <w:pStyle w:val="Heading1"/>
       </w:pPr>
@@ -1521,12 +1107,6 @@
       </w:r>
     </w:p>
     <w:p>
-      <w:pPr/>
-      <w:r>
-        <w:t xml:space="preserve">Covers learning outcomes 23.2.1, 23.2.2, 23.2.3, 23.2.4, 23.2.5, 23.2.6</w:t>
-      </w:r>
-    </w:p>
-    <w:p>
       <w:pPr>
         <w:pStyle w:val="Heading1"/>
       </w:pPr>
@@ -1559,12 +1139,6 @@
       </w:r>
     </w:p>
     <w:p>
-      <w:pPr/>
-      <w:r>
-        <w:t xml:space="preserve">Covers learning outcomes 24.1.1, 24.1.2, 24.1.3, 24.1.4, 24.1.5, 24.1.6</w:t>
-      </w:r>
-    </w:p>
-    <w:p>
       <w:pPr>
         <w:pStyle w:val="Heading1"/>
       </w:pPr>
@@ -1573,12 +1147,6 @@
       </w:r>
     </w:p>
     <w:p>
-      <w:pPr/>
-      <w:r>
-        <w:t xml:space="preserve">Covers learning outcomes 24.2.1, 24.2.2, 24.2.3, 24.2.4</w:t>
-      </w:r>
-    </w:p>
-    <w:p>
       <w:pPr>
         <w:pStyle w:val="Heading1"/>
       </w:pPr>
@@ -1587,12 +1155,6 @@
       </w:r>
     </w:p>
     <w:p>
-      <w:pPr/>
-      <w:r>
-        <w:t xml:space="preserve">Covers learning outcomes 24.3.1, 24.3.2, 24.3.3, 24.3.4, 24.3.5, 24.3.6</w:t>
-      </w:r>
-    </w:p>
-    <w:p>
       <w:pPr>
         <w:pStyle w:val="Heading1"/>
       </w:pPr>
@@ -1625,12 +1187,6 @@
       </w:r>
     </w:p>
     <w:p>
-      <w:pPr/>
-      <w:r>
-        <w:t xml:space="preserve">Covers learning outcomes 25.1.1, 25.1.2, 25.1.3, 25.1.4</w:t>
-      </w:r>
-    </w:p>
-    <w:p>
       <w:pPr>
         <w:pStyle w:val="Heading1"/>
       </w:pPr>
@@ -1639,23 +1195,11 @@
       </w:r>
     </w:p>
     <w:p>
-      <w:pPr/>
-      <w:r>
-        <w:t xml:space="preserve">Covers learning outcomes 25.2.1, 25.2.2, 25.2.3</w:t>
-      </w:r>
-    </w:p>
-    <w:p>
       <w:pPr>
         <w:pStyle w:val="Heading1"/>
       </w:pPr>
       <w:r>
         <w:t xml:space="preserve">25.3 Hubble’s law and the Big Bang theory</w:t>
-      </w:r>
-    </w:p>
-    <w:p>
-      <w:pPr/>
-      <w:r>
-        <w:t xml:space="preserve">Covers learning outcomes 25.3.1, 25.3.2, 25.3.3, 25.3.4</w:t>
       </w:r>
     </w:p>
     <w:p>
